--- a/cv_de.docx
+++ b/cv_de.docx
@@ -1187,6 +1187,141 @@
         </w:rPr>
         <w:t>Project History</w:t>
       </w:r>
+    </w:p>
+    <w:tbl>
+      <w:tblPr>
+        <w:tblW w:type="auto" w:w="0"/>
+        <w:tblLook w:firstColumn="1" w:firstRow="1" w:lastColumn="0" w:lastRow="0" w:noHBand="0" w:noVBand="1" w:val="04A0"/>
+        <w:tblW w:w="5000" w:type="pct"/>
+      </w:tblPr>
+      <w:tblGrid>
+        <w:gridCol w:w="2835"/>
+        <w:gridCol w:w="4986"/>
+      </w:tblGrid>
+      <w:tr>
+        <w:tc>
+          <w:tcPr>
+            <w:tcW w:type="dxa" w:w="4986"/>
+            <w:tcBorders>
+              <w:top w:val="none" w:sz="0" w:space="0" w:color="auto"/>
+              <w:left w:val="none" w:sz="0" w:space="0" w:color="auto"/>
+              <w:bottom w:val="none" w:sz="0" w:space="0" w:color="auto"/>
+              <w:right w:val="none" w:sz="0" w:space="0" w:color="auto"/>
+            </w:tcBorders>
+          </w:tcPr>
+          <w:p>
+            <w:pPr>
+              <w:spacing w:before="200" w:after="0" w:line="240" w:lineRule="auto"/>
+            </w:pPr>
+            <w:r>
+              <w:rPr>
+                <w:rFonts w:ascii="Helvetica" w:hAnsi="Helvetica"/>
+                <w:b w:val="0"/>
+                <w:i w:val="0"/>
+                <w:color w:val="666666"/>
+                <w:sz w:val="18"/>
+              </w:rPr>
+              <w:t>06/2026 -</w:t>
+              <w:br/>
+            </w:r>
+          </w:p>
+        </w:tc>
+        <w:tc>
+          <w:tcPr>
+            <w:tcW w:type="dxa" w:w="4986"/>
+            <w:tcBorders>
+              <w:top w:val="none" w:sz="0" w:space="0" w:color="auto"/>
+              <w:left w:val="none" w:sz="0" w:space="0" w:color="auto"/>
+              <w:bottom w:val="none" w:sz="0" w:space="0" w:color="auto"/>
+              <w:right w:val="none" w:sz="0" w:space="0" w:color="auto"/>
+            </w:tcBorders>
+          </w:tcPr>
+          <w:p>
+            <w:pPr>
+              <w:spacing w:before="200" w:after="60" w:line="240" w:lineRule="auto"/>
+            </w:pPr>
+            <w:r>
+              <w:rPr>
+                <w:rFonts w:ascii="Helvetica" w:hAnsi="Helvetica"/>
+                <w:b/>
+                <w:i w:val="0"/>
+                <w:sz w:val="20"/>
+              </w:rPr>
+              <w:t>Technical Product Lead for AOE Solutions GmbH  ·  Software</w:t>
+            </w:r>
+          </w:p>
+          <w:p>
+            <w:pPr>
+              <w:spacing w:before="40" w:after="120" w:line="240" w:lineRule="auto"/>
+            </w:pPr>
+            <w:r>
+              <w:rPr>
+                <w:rFonts w:ascii="Helvetica" w:hAnsi="Helvetica"/>
+                <w:b w:val="0"/>
+                <w:i/>
+                <w:color w:val="666666"/>
+                <w:sz w:val="16"/>
+              </w:rPr>
+              <w:t>Go, Kubernetes, Open Source, Produktmanagement</w:t>
+            </w:r>
+          </w:p>
+          <w:p>
+            <w:pPr>
+              <w:spacing w:before="60" w:after="60" w:line="240" w:lineRule="auto"/>
+            </w:pPr>
+            <w:r>
+              <w:rPr>
+                <w:rFonts w:ascii="Helvetica" w:hAnsi="Helvetica"/>
+                <w:b w:val="0"/>
+                <w:i w:val="0"/>
+                <w:sz w:val="18"/>
+              </w:rPr>
+              <w:t>•  Konfidence innerhalb von 6 Monaten nach Projekteinstieg von der Idee zur öffentlichen Open-Source-Veröffentlichung gebracht</w:t>
+            </w:r>
+          </w:p>
+          <w:p>
+            <w:pPr>
+              <w:spacing w:before="60" w:after="60" w:line="240" w:lineRule="auto"/>
+            </w:pPr>
+            <w:r>
+              <w:rPr>
+                <w:rFonts w:ascii="Helvetica" w:hAnsi="Helvetica"/>
+                <w:b w:val="0"/>
+                <w:i w:val="0"/>
+                <w:sz w:val="18"/>
+              </w:rPr>
+              <w:t>•  Technische Teamleitung für ein Team von 15 Personen</w:t>
+            </w:r>
+          </w:p>
+          <w:p>
+            <w:pPr>
+              <w:spacing w:before="60" w:after="60" w:line="240" w:lineRule="auto"/>
+            </w:pPr>
+            <w:r>
+              <w:rPr>
+                <w:rFonts w:ascii="Helvetica" w:hAnsi="Helvetica"/>
+                <w:b w:val="0"/>
+                <w:i w:val="0"/>
+                <w:sz w:val="18"/>
+              </w:rPr>
+              <w:t>•  Release-Pfad umgesetzt, der denselben Anwendungs-Build von der Entwicklungsumgebung bis in die Produktion befördert, ohne jede Änderung an der Anwendung selbst</w:t>
+            </w:r>
+          </w:p>
+          <w:p>
+            <w:pPr>
+              <w:spacing w:before="0" w:after="0" w:line="240" w:lineRule="auto"/>
+            </w:pPr>
+          </w:p>
+        </w:tc>
+      </w:tr>
+    </w:tbl>
+    <w:p>
+      <w:pPr>
+        <w:spacing w:before="120" w:after="120" w:line="240" w:lineRule="auto"/>
+        <w:pBdr>
+          <w:bottom w:val="single" w:sz="2" w:space="1" w:color="D0D0D0"/>
+        </w:pBdr>
+      </w:pPr>
     </w:p>
     <w:tbl>
       <w:tblPr>
@@ -2540,7 +2675,7 @@
                 <w:i w:val="0"/>
                 <w:sz w:val="18"/>
               </w:rPr>
-              <w:t>•  Containerisierung von 25 Java-Anwendungen mit automatisierten GitHub-Workflows und Helm-basiertem Lifecycle-Management, wodurch die Vorlauf- und Bereitstellungszeit fuer Softwareaenderungen von mehreren Stunden auf unter 5 Minuten reduziert wurde</w:t>
+              <w:t>•  Containerisierung von 25 Java-Anwendungen mit automatisierten GitHub-Workflows und Helm-basiertem Lifecycle-Management, wodurch die Vorlauf- und Bereitstellungszeit fuer Softwareänderungen von mehreren Stunden auf unter 5 Minuten reduziert wurde</w:t>
             </w:r>
           </w:p>
           <w:p>

--- a/cv_de.docx
+++ b/cv_de.docx
@@ -183,7 +183,7 @@
                 <w:i w:val="0"/>
                 <w:sz w:val="20"/>
               </w:rPr>
-              <w:t>01.04.2026</w:t>
+              <w:t>KW 2/2028 (10.01.2028)</w:t>
             </w:r>
           </w:p>
         </w:tc>

--- a/cv_de.docx
+++ b/cv_de.docx
@@ -1358,6 +1358,7 @@
               </w:rPr>
               <w:t>10/2024 -</w:t>
               <w:br/>
+              <w:t>05/2026</w:t>
             </w:r>
           </w:p>
         </w:tc>
